--- a/nxt-school-launch/NXT_Meta_Creative_Plan_short.docx
+++ b/nxt-school-launch/NXT_Meta_Creative_Plan_short.docx
@@ -2357,7 +2357,7 @@
                 <w:sz w:val="15"/>
                 <w:szCs w:val="15"/>
               </w:rPr>
-              <w:t xml:space="preserve">Founding generacija NXT School: 5.900 RSD mesečno umesto 6.400. 1–8. razred, grupe 8–10, početak 9. novembra. Upoznavanje nije prijemni test.</w:t>
+              <w:t xml:space="preserve">Founding generacija NXT School: 5.900 RSD mesečno umesto 7.200. 1–8. razred, grupe 8–10, početak 9. novembra. Upoznavanje nije prijemni test.</w:t>
             </w:r>
           </w:p>
         </w:tc>
@@ -2648,7 +2648,7 @@
                 <w:sz w:val="15"/>
                 <w:szCs w:val="15"/>
               </w:rPr>
-              <w:t xml:space="preserve">   ad set 2.1 BroadWarm_NS12km · 23k RSD · 12 → 23 Oct · goal: Open Day registrations · Sat 24 Oct (to confirm)</w:t>
+              <w:t xml:space="preserve">   ad set 2.1 BroadWarm_NS12km · 23k RSD · 12 → 26 Oct · goal: Open Day registrations · Mon 26 Oct, 18–20 h</w:t>
             </w:r>
           </w:p>
         </w:tc>
@@ -3028,7 +3028,7 @@
                 <w:sz w:val="15"/>
                 <w:szCs w:val="15"/>
               </w:rPr>
-              <w:t xml:space="preserve">Ends 23 Oct</w:t>
+              <w:t xml:space="preserve">Ends 26 Oct</w:t>
             </w:r>
           </w:p>
         </w:tc>
@@ -3060,7 +3060,7 @@
                 <w:sz w:val="15"/>
                 <w:szCs w:val="15"/>
               </w:rPr>
-              <w:t xml:space="preserve">NXT Open Day · [Subota, 24. oktobar]</w:t>
+              <w:t xml:space="preserve">NXT Open Day · Ponedeljak, 26. oktobar, 18–20 h</w:t>
             </w:r>
           </w:p>
         </w:tc>
@@ -3092,7 +3092,7 @@
                 <w:sz w:val="15"/>
                 <w:szCs w:val="15"/>
               </w:rPr>
-              <w:t xml:space="preserve">Dođite na NXT Open Day — [subota, 24. oktobar], Cara Dušana 49. Deca rade kratak NXT mini challenge, vi upoznajete program i ljude iza NXT-a. Na kraju deca pokažu šta su napravila. Oko 90 min, besplatno, uz prijavu.</w:t>
+              <w:t xml:space="preserve">Dođite na NXT Open Day — ponedeljak, 26. oktobar, 18–20 h, Cara Dušana 49. Deca rade kratak NXT mini challenge, vi upoznajete program i ljude iza NXT-a. Na kraju deca pokažu šta su napravila. Ponedeljak, 18–20 h — dođite sa detetom, potrebna je prijava.</w:t>
             </w:r>
           </w:p>
         </w:tc>
@@ -3242,7 +3242,7 @@
                 <w:sz w:val="15"/>
                 <w:szCs w:val="15"/>
               </w:rPr>
-              <w:t xml:space="preserve">Ends 23 Oct</w:t>
+              <w:t xml:space="preserve">Ends 26 Oct</w:t>
             </w:r>
           </w:p>
         </w:tc>
@@ -3274,7 +3274,7 @@
                 <w:sz w:val="15"/>
                 <w:szCs w:val="15"/>
               </w:rPr>
-              <w:t xml:space="preserve">NXT Open Day · [Subota, 24. oktobar]</w:t>
+              <w:t xml:space="preserve">NXT Open Day · Ponedeljak, 26. oktobar, 18–20 h</w:t>
             </w:r>
           </w:p>
         </w:tc>
@@ -3456,7 +3456,7 @@
                 <w:sz w:val="15"/>
                 <w:szCs w:val="15"/>
               </w:rPr>
-              <w:t xml:space="preserve">W3 static: "Još 5 dana" (19–21 Oct) · "Ove subote!" (22–23 Oct)</w:t>
+              <w:t xml:space="preserve">W3 static: "Još 5 dana" (21–23 Oct) · "U ponedeljak!" (24–26 Oct)</w:t>
             </w:r>
           </w:p>
         </w:tc>
@@ -3520,7 +3520,7 @@
                 <w:sz w:val="15"/>
                 <w:szCs w:val="15"/>
               </w:rPr>
-              <w:t xml:space="preserve">Još 5 dana do NXT Open Day-a. / Ove subote je NXT Open Day. + Open Day tekst (O1).</w:t>
+              <w:t xml:space="preserve">Još 5 dana do NXT Open Day-a. / U ponedeljak je NXT Open Day. + Open Day tekst (O1).</w:t>
             </w:r>
           </w:p>
         </w:tc>
@@ -4028,7 +4028,7 @@
                 <w:sz w:val="15"/>
                 <w:szCs w:val="15"/>
               </w:rPr>
-              <w:t xml:space="preserve">Founding generacija NXT School: 5.900 RSD mesečno umesto 6.400. 1–8. razred, grupe 8–10, početak 9. novembra. Upoznavanje nije prijemni test.</w:t>
+              <w:t xml:space="preserve">Founding generacija NXT School: 5.900 RSD mesečno umesto 7.200. 1–8. razred, grupe 8–10, početak 9. novembra. Upoznavanje nije prijemni test.</w:t>
             </w:r>
           </w:p>
         </w:tc>
@@ -4392,7 +4392,7 @@
                 <w:sz w:val="15"/>
                 <w:szCs w:val="15"/>
               </w:rPr>
-              <w:t xml:space="preserve">Ends 23 Oct</w:t>
+              <w:t xml:space="preserve">Ends 26 Oct</w:t>
             </w:r>
           </w:p>
         </w:tc>
@@ -4424,7 +4424,7 @@
                 <w:sz w:val="15"/>
                 <w:szCs w:val="15"/>
               </w:rPr>
-              <w:t xml:space="preserve">NXT Open Day · [Subota, 24. oktobar]</w:t>
+              <w:t xml:space="preserve">NXT Open Day · Ponedeljak, 26. oktobar, 18–20 h</w:t>
             </w:r>
           </w:p>
         </w:tc>
@@ -5098,7 +5098,7 @@
                 <w:sz w:val="15"/>
                 <w:szCs w:val="15"/>
               </w:rPr>
-              <w:t xml:space="preserve">Prva generacija NXT School počinje u ponedeljak, 9. novembra. Founding cena 5.900 RSD mesečno. Upoznavanje nije prijemni test.</w:t>
+              <w:t xml:space="preserve">Prva generacija NXT School počinje u ponedeljak, 9. novembra. Grupe kreću zajedno — dete se ne može priključiti usred programa. Founding cena 5.900 RSD mesečno.</w:t>
             </w:r>
           </w:p>
         </w:tc>
@@ -5659,7 +5659,7 @@
                 <w:sz w:val="15"/>
                 <w:szCs w:val="15"/>
               </w:rPr>
-              <w:t xml:space="preserve">If 1 wins: kid photo, "6 veština" carousel</w:t>
+              <w:t xml:space="preserve">If 1 wins: kid photo, "6 oblasti" carousel</w:t>
             </w:r>
           </w:p>
         </w:tc>
@@ -6494,7 +6494,7 @@
                 <w:sz w:val="15"/>
                 <w:szCs w:val="15"/>
               </w:rPr>
-              <w:t xml:space="preserve">O3 countdown · Open Day Sat 24</w:t>
+              <w:t xml:space="preserve">O3 countdown · Open Day Mon 26</w:t>
             </w:r>
           </w:p>
         </w:tc>

--- a/nxt-school-launch/NXT_Meta_Creative_Plan_short.docx
+++ b/nxt-school-launch/NXT_Meta_Creative_Plan_short.docx
@@ -1897,7 +1897,7 @@
                 <w:sz w:val="15"/>
                 <w:szCs w:val="15"/>
               </w:rPr>
-              <w:t xml:space="preserve">Engleski je ovde jezik rada</w:t>
+              <w:t xml:space="preserve">Engleski bez straha — kroz projekte</w:t>
             </w:r>
           </w:p>
         </w:tc>
@@ -1929,7 +1929,7 @@
                 <w:sz w:val="15"/>
                 <w:szCs w:val="15"/>
               </w:rPr>
-              <w:t xml:space="preserve">Engleski ovde nije predmet — to je jezik kojim deca rade, pitaju i predstavljaju. Raste sa samopouzdanjem grupe. 1–8. razred, Novi Sad, početak 9. novembra.</w:t>
+              <w:t xml:space="preserve">Zna reči, ali ne priča? Kroz projekte deca pitaju, istražuju i predstavljaju na engleskom. Engleski raste zajedno sa samopouzdanjem grupe. 1–8. razred, Novi Sad, početak 9. novembra.</w:t>
             </w:r>
           </w:p>
         </w:tc>

--- a/nxt-school-launch/NXT_Meta_Creative_Plan_short.docx
+++ b/nxt-school-launch/NXT_Meta_Creative_Plan_short.docx
@@ -3165,7 +3165,7 @@
                 <w:sz w:val="15"/>
                 <w:szCs w:val="15"/>
               </w:rPr>
-              <w:t xml:space="preserve">Best P-ad + Open Day band</w:t>
+              <w:t xml:space="preserve">Open Day + winner’s hook</w:t>
             </w:r>
           </w:p>
           <w:p>

--- a/nxt-school-launch/NXT_Meta_Creative_Plan_short.docx
+++ b/nxt-school-launch/NXT_Meta_Creative_Plan_short.docx
@@ -3165,7 +3165,7 @@
                 <w:sz w:val="15"/>
                 <w:szCs w:val="15"/>
               </w:rPr>
-              <w:t xml:space="preserve">Open Day + winner’s hook</w:t>
+              <w:t xml:space="preserve">Best P-ad + Open Day framing</w:t>
             </w:r>
           </w:p>
           <w:p>
